--- a/arbeitsblaetter/Kapitel_07_Bedingungen_Information_Aufgabenblatt.docx
+++ b/arbeitsblaetter/Kapitel_07_Bedingungen_Information_Aufgabenblatt.docx
@@ -133,7 +133,26 @@
           <w:i w:val="0"/>
           <w:sz w:val="22"/>
         </w:rPr>
-        <w:t xml:space="preserve"> treffen: Ein Codeblock wird nur dann ausgeführt, wenn eine </w:t>
+        <w:t xml:space="preserve"> treffen. Man nennt sie auch </w:t>
+      </w:r>
+      <w:r>
+        <w:rPr>
+          <w:rFonts w:ascii="Arial" w:hAnsi="Arial" w:eastAsia="Arial"/>
+          <w:b/>
+          <w:i w:val="0"/>
+          <w:color w:val="00344D"/>
+          <w:sz w:val="22"/>
+        </w:rPr>
+        <w:t>bedingte Anweisung</w:t>
+      </w:r>
+      <w:r>
+        <w:rPr>
+          <w:rFonts w:ascii="Arial" w:hAnsi="Arial" w:eastAsia="Arial"/>
+          <w:b w:val="0"/>
+          <w:i w:val="0"/>
+          <w:sz w:val="22"/>
+        </w:rPr>
+        <w:t xml:space="preserve">, weil sie nur unter einer Bedingung ausgeführt wird: Ein Codeblock wird nur dann ausgeführt, wenn eine </w:t>
       </w:r>
       <w:r>
         <w:rPr>
